--- a/data/outputs/v2/Grade11/Biology/Quizzes/SS2.3_Excretion_in_Plants/Biology_G11_SS2.3_Excretion_in_Plants_L3_AnswerKey.docx
+++ b/data/outputs/v2/Grade11/Biology/Quizzes/SS2.3_Excretion_in_Plants/Biology_G11_SS2.3_Excretion_in_Plants_L3_AnswerKey.docx
@@ -1405,7 +1405,7 @@
         </w:rPr>
         <w:t xml:space="preserve">© 2026 SeaVuria and ARES. Aligned with KICD objectives. Developed by SeaVuria; technical implementation by ARES (with AI assistance from Claude). Licensed under </w:t>
       </w:r>
-      <w:hyperlink w:history="1" r:id="rIdq-sjaxn9duog91wu-whst">
+      <w:hyperlink w:history="1" r:id="rIdvm29i3oevk1slyxhlr3pf">
         <w:r>
           <w:rPr>
             <w:rFonts w:ascii="Arial" w:cs="Arial" w:eastAsia="Arial" w:hAnsi="Arial"/>
@@ -1426,7 +1426,7 @@
         </w:rPr>
         <w:t xml:space="preserve"> (</w:t>
       </w:r>
-      <w:hyperlink w:history="1" r:id="rIdzr4aaeasv9ktmh_2u8rri">
+      <w:hyperlink w:history="1" r:id="rIdzluzii79mhhvz40lhpapa">
         <w:r>
           <w:rPr>
             <w:rFonts w:ascii="Arial" w:cs="Arial" w:eastAsia="Arial" w:hAnsi="Arial"/>

--- a/data/outputs/v2/Grade11/Biology/Quizzes/SS2.3_Excretion_in_Plants/Biology_G11_SS2.3_Excretion_in_Plants_L3_AnswerKey.docx
+++ b/data/outputs/v2/Grade11/Biology/Quizzes/SS2.3_Excretion_in_Plants/Biology_G11_SS2.3_Excretion_in_Plants_L3_AnswerKey.docx
@@ -1405,7 +1405,7 @@
         </w:rPr>
         <w:t xml:space="preserve">© 2026 SeaVuria and ARES. Aligned with KICD objectives. Developed by SeaVuria; technical implementation by ARES (with AI assistance from Claude). Licensed under </w:t>
       </w:r>
-      <w:hyperlink w:history="1" r:id="rIdvm29i3oevk1slyxhlr3pf">
+      <w:hyperlink w:history="1" r:id="rIdg06xp6nk5qz8ms8irmoc9">
         <w:r>
           <w:rPr>
             <w:rFonts w:ascii="Arial" w:cs="Arial" w:eastAsia="Arial" w:hAnsi="Arial"/>
@@ -1426,7 +1426,7 @@
         </w:rPr>
         <w:t xml:space="preserve"> (</w:t>
       </w:r>
-      <w:hyperlink w:history="1" r:id="rIdzluzii79mhhvz40lhpapa">
+      <w:hyperlink w:history="1" r:id="rIdalf_tqu34ajb5vjac9xxe">
         <w:r>
           <w:rPr>
             <w:rFonts w:ascii="Arial" w:cs="Arial" w:eastAsia="Arial" w:hAnsi="Arial"/>
